--- a/docs/word/06-testing/01-strategiya-testirovaniya.docx
+++ b/docs/word/06-testing/01-strategiya-testirovaniya.docx
@@ -63,7 +63,7 @@
           </w:tcPr>
           <w:p>
             <w:r>
-              <w:t>0.1</w:t>
+              <w:t>0.6</w:t>
             </w:r>
           </w:p>
         </w:tc>
@@ -115,7 +115,7 @@
           </w:tcPr>
           <w:p>
             <w:r>
-              <w:t>27.10.2026</w:t>
+              <w:t>30.10.2026</w:t>
             </w:r>
           </w:p>
         </w:tc>
@@ -2625,7 +2625,7 @@
       <w:jc w:val="center"/>
     </w:pPr>
     <w:r>
-      <w:t xml:space="preserve">ЕООП «Школьник» · 0.1 · </w:t>
+      <w:t xml:space="preserve">ЕООП «Школьник» · 0.6 · </w:t>
     </w:r>
     <w:r>
       <w:fldChar w:fldCharType="begin"/>

--- a/docs/word/06-testing/01-strategiya-testirovaniya.docx
+++ b/docs/word/06-testing/01-strategiya-testirovaniya.docx
@@ -63,7 +63,7 @@
           </w:tcPr>
           <w:p>
             <w:r>
-              <w:t>0.6</w:t>
+              <w:t>0.7</w:t>
             </w:r>
           </w:p>
         </w:tc>
@@ -2606,6 +2606,83 @@
         <w:t>Итоговый акт испытаний.</w:t>
       </w:r>
     </w:p>
+    <w:p>
+      <w:pPr>
+        <w:pStyle w:val="Heading2"/>
+      </w:pPr>
+      <w:r>
+        <w:t>Проверки веб-клиента</w:t>
+      </w:r>
+    </w:p>
+    <w:p>
+      <w:pPr>
+        <w:pStyle w:val="ListBullet"/>
+      </w:pPr>
+      <w:r>
+        <w:rPr>
+          <w:rFonts w:ascii="Consolas" w:hAnsi="Consolas"/>
+          <w:sz w:val="18"/>
+        </w:rPr>
+        <w:t>npm run typecheck</w:t>
+      </w:r>
+      <w:r>
+        <w:t xml:space="preserve"> — обязательная проверка TypeScript strict.</w:t>
+      </w:r>
+    </w:p>
+    <w:p>
+      <w:pPr>
+        <w:pStyle w:val="ListBullet"/>
+      </w:pPr>
+      <w:r>
+        <w:rPr>
+          <w:rFonts w:ascii="Consolas" w:hAnsi="Consolas"/>
+          <w:sz w:val="18"/>
+        </w:rPr>
+        <w:t>npm run build</w:t>
+      </w:r>
+      <w:r>
+        <w:t xml:space="preserve"> — проверка production-сборки Vite и Tailwind.</w:t>
+      </w:r>
+    </w:p>
+    <w:p>
+      <w:pPr>
+        <w:pStyle w:val="ListBullet"/>
+      </w:pPr>
+      <w:r>
+        <w:t>Ручные сценарии: вход, дашборд, группы, карточка группы, сервисы,</w:t>
+      </w:r>
+    </w:p>
+    <w:p>
+      <w:r>
+        <w:t>переключение активации, профиль, мобильное меню.</w:t>
+      </w:r>
+    </w:p>
+    <w:p>
+      <w:pPr>
+        <w:pStyle w:val="ListBullet"/>
+      </w:pPr>
+      <w:r>
+        <w:t xml:space="preserve">Для пилота проверяется раздача </w:t>
+      </w:r>
+      <w:r>
+        <w:rPr>
+          <w:rFonts w:ascii="Consolas" w:hAnsi="Consolas"/>
+          <w:sz w:val="18"/>
+        </w:rPr>
+        <w:t>frontend/dist</w:t>
+      </w:r>
+      <w:r>
+        <w:t xml:space="preserve"> через FastAPI.</w:t>
+      </w:r>
+    </w:p>
+    <w:p>
+      <w:pPr>
+        <w:pStyle w:val="ListBullet"/>
+      </w:pPr>
+      <w:r>
+        <w:t>Автоматизированные E2E-тесты (Playwright) — следующий шаг.</w:t>
+      </w:r>
+    </w:p>
     <w:sectPr>
       <w:footerReference w:type="default" r:id="rId9"/>
       <w:pgSz w:w="12240" w:h="15840"/>
@@ -2625,7 +2702,7 @@
       <w:jc w:val="center"/>
     </w:pPr>
     <w:r>
-      <w:t xml:space="preserve">ЕООП «Школьник» · 0.6 · </w:t>
+      <w:t xml:space="preserve">ЕООП «Школьник» · 0.7 · </w:t>
     </w:r>
     <w:r>
       <w:fldChar w:fldCharType="begin"/>

--- a/docs/word/06-testing/01-strategiya-testirovaniya.docx
+++ b/docs/word/06-testing/01-strategiya-testirovaniya.docx
@@ -63,7 +63,7 @@
           </w:tcPr>
           <w:p>
             <w:r>
-              <w:t>0.7</w:t>
+              <w:t>0.7.1</w:t>
             </w:r>
           </w:p>
         </w:tc>
@@ -2702,7 +2702,7 @@
       <w:jc w:val="center"/>
     </w:pPr>
     <w:r>
-      <w:t xml:space="preserve">ЕООП «Школьник» · 0.7 · </w:t>
+      <w:t xml:space="preserve">ЕООП «Школьник» · 0.7.1 · </w:t>
     </w:r>
     <w:r>
       <w:fldChar w:fldCharType="begin"/>

--- a/docs/word/06-testing/01-strategiya-testirovaniya.docx
+++ b/docs/word/06-testing/01-strategiya-testirovaniya.docx
@@ -63,7 +63,7 @@
           </w:tcPr>
           <w:p>
             <w:r>
-              <w:t>0.7.1</w:t>
+              <w:t>0.7.2</w:t>
             </w:r>
           </w:p>
         </w:tc>
@@ -2702,7 +2702,7 @@
       <w:jc w:val="center"/>
     </w:pPr>
     <w:r>
-      <w:t xml:space="preserve">ЕООП «Школьник» · 0.7.1 · </w:t>
+      <w:t xml:space="preserve">ЕООП «Школьник» · 0.7.2 · </w:t>
     </w:r>
     <w:r>
       <w:fldChar w:fldCharType="begin"/>

--- a/docs/word/06-testing/01-strategiya-testirovaniya.docx
+++ b/docs/word/06-testing/01-strategiya-testirovaniya.docx
@@ -63,7 +63,7 @@
           </w:tcPr>
           <w:p>
             <w:r>
-              <w:t>0.7.2</w:t>
+              <w:t>0.7.3</w:t>
             </w:r>
           </w:p>
         </w:tc>
@@ -2702,7 +2702,7 @@
       <w:jc w:val="center"/>
     </w:pPr>
     <w:r>
-      <w:t xml:space="preserve">ЕООП «Школьник» · 0.7.2 · </w:t>
+      <w:t xml:space="preserve">ЕООП «Школьник» · 0.7.3 · </w:t>
     </w:r>
     <w:r>
       <w:fldChar w:fldCharType="begin"/>
